--- a/Deliverables/Kurva_S_Persiapan_Instalasi_RU-IV_Cilacap.docx
+++ b/Deliverables/Kurva_S_Persiapan_Instalasi_RU-IV_Cilacap.docx
@@ -793,6 +793,60 @@
           <w:sz w:val="19"/>
         </w:rPr>
         <w:t>Baru ada dua titik data yang bisa dipertanggungjawabkan secara tertulis: saat checklist kerja bersama pertama kali disusun (10 September 2026) dan hari ini (18 September 2026). Belum ada pengukuran harian di antara keduanya, sehingga tren di bawah ini menghubungkan dua titik nyata, bukan proyeksi presisi harian.</w:t>
+      </w:r>
+    </w:p>
+    <w:p>
+      <w:pPr>
+        <w:jc w:val="center"/>
+      </w:pPr>
+      <w:r>
+        <w:drawing>
+          <wp:inline xmlns:a="http://schemas.openxmlformats.org/drawingml/2006/main" xmlns:pic="http://schemas.openxmlformats.org/drawingml/2006/picture">
+            <wp:extent cx="6126480" cy="2932889"/>
+            <wp:docPr id="1" name="Picture 1"/>
+            <wp:cNvGraphicFramePr>
+              <a:graphicFrameLocks noChangeAspect="1"/>
+            </wp:cNvGraphicFramePr>
+            <a:graphic>
+              <a:graphicData uri="http://schemas.openxmlformats.org/drawingml/2006/picture">
+                <pic:pic>
+                  <pic:nvPicPr>
+                    <pic:cNvPr id="0" name="kurva_s_instalasi_chart.png"/>
+                    <pic:cNvPicPr/>
+                  </pic:nvPicPr>
+                  <pic:blipFill>
+                    <a:blip r:embed="rId11"/>
+                    <a:stretch>
+                      <a:fillRect/>
+                    </a:stretch>
+                  </pic:blipFill>
+                  <pic:spPr>
+                    <a:xfrm>
+                      <a:off x="0" y="0"/>
+                      <a:ext cx="6126480" cy="2932889"/>
+                    </a:xfrm>
+                    <a:prstGeom prst="rect"/>
+                  </pic:spPr>
+                </pic:pic>
+              </a:graphicData>
+            </a:graphic>
+          </wp:inline>
+        </w:drawing>
+      </w:r>
+    </w:p>
+    <w:p>
+      <w:pPr>
+        <w:spacing w:after="240"/>
+        <w:jc w:val="center"/>
+      </w:pPr>
+      <w:r>
+        <w:rPr>
+          <w:rFonts w:ascii="Arial" w:hAnsi="Arial"/>
+          <w:i/>
+          <w:color w:val="808080"/>
+          <w:sz w:val="16"/>
+        </w:rPr>
+        <w:t>Grafik 1. Kurva-S persiapan instalasi RU IV Cilacap — garis solid: aktual, garis putus-putus: proyeksi arah (belum bertanggal pasti)</w:t>
       </w:r>
     </w:p>
     <w:tbl>

--- a/Deliverables/Kurva_S_Persiapan_Instalasi_RU-IV_Cilacap.docx
+++ b/Deliverables/Kurva_S_Persiapan_Instalasi_RU-IV_Cilacap.docx
@@ -792,7 +792,7 @@
           <w:color w:val="262626"/>
           <w:sz w:val="19"/>
         </w:rPr>
-        <w:t>Baru ada dua titik data yang bisa dipertanggungjawabkan secara tertulis: saat checklist kerja bersama pertama kali disusun (10 September 2026) dan hari ini (18 September 2026). Belum ada pengukuran harian di antara keduanya, sehingga tren di bawah ini menghubungkan dua titik nyata, bukan proyeksi presisi harian.</w:t>
+        <w:t>Kurva ini melacak progres LGU &amp; ITB secara khusus — sesuai pertanyaan yang diajukan Pertamina ('dari sisi LGU persiapannya sudah berapa persen?'), bukan angka gabungan tiga pihak. Baru ada dua titik data yang bisa dipertanggungjawabkan secara tertulis: saat checklist kerja bersama pertama kali disusun (10 September 2026) dan hari ini (18 September 2026).</w:t>
       </w:r>
     </w:p>
     <w:p>
@@ -846,7 +846,7 @@
           <w:color w:val="808080"/>
           <w:sz w:val="16"/>
         </w:rPr>
-        <w:t>Grafik 1. Kurva-S persiapan instalasi RU IV Cilacap — garis solid: aktual, garis putus-putus: proyeksi arah (belum bertanggal pasti)</w:t>
+        <w:t>Grafik 1. Kurva-S kesiapan LGU &amp; ITB, persiapan instalasi RU IV Cilacap</w:t>
       </w:r>
     </w:p>
     <w:tbl>
@@ -953,7 +953,7 @@
                 <w:color w:val="FFFFFF"/>
                 <w:sz w:val="16"/>
               </w:rPr>
-              <w:t>Progres keseluruhan</w:t>
+              <w:t>Progres LGU &amp; ITB</w:t>
             </w:r>
           </w:p>
         </w:tc>
@@ -1094,7 +1094,7 @@
                 <w:color w:val="262626"/>
                 <w:sz w:val="18"/>
               </w:rPr>
-              <w:t>Snapshot terkini — dasar dokumen ini</w:t>
+              <w:t>Seluruh 15 item tanggung jawab LGU &amp; ITB selesai/siap</w:t>
             </w:r>
           </w:p>
         </w:tc>
@@ -1122,90 +1122,7 @@
                 <w:color w:val="262626"/>
                 <w:sz w:val="18"/>
               </w:rPr>
-              <w:t>38%</w:t>
-            </w:r>
-          </w:p>
-        </w:tc>
-      </w:tr>
-      <w:tr>
-        <w:tc>
-          <w:tcPr>
-            <w:tcW w:type="dxa" w:w="2448"/>
-            <w:vAlign w:val="center"/>
-            <w:tcMar>
-              <w:top w:w="70" w:type="dxa"/>
-              <w:start w:w="90" w:type="dxa"/>
-              <w:bottom w:w="70" w:type="dxa"/>
-              <w:end w:w="90" w:type="dxa"/>
-            </w:tcMar>
-          </w:tcPr>
-          <w:p>
-            <w:pPr>
-              <w:spacing w:after="0" w:before="0" w:line="252" w:lineRule="auto"/>
-              <w:jc w:val="center"/>
-            </w:pPr>
-            <w:r>
-              <w:rPr>
-                <w:rFonts w:ascii="Arial" w:hAnsi="Arial"/>
-                <w:b w:val="0"/>
-                <w:color w:val="262626"/>
-                <w:sz w:val="18"/>
-              </w:rPr>
-              <w:t>Belum ditentukan</w:t>
-            </w:r>
-          </w:p>
-        </w:tc>
-        <w:tc>
-          <w:tcPr>
-            <w:tcW w:type="dxa" w:w="5544"/>
-            <w:vAlign w:val="center"/>
-            <w:tcMar>
-              <w:top w:w="70" w:type="dxa"/>
-              <w:start w:w="90" w:type="dxa"/>
-              <w:bottom w:w="70" w:type="dxa"/>
-              <w:end w:w="90" w:type="dxa"/>
-            </w:tcMar>
-          </w:tcPr>
-          <w:p>
-            <w:pPr>
-              <w:spacing w:after="0" w:before="0" w:line="252" w:lineRule="auto"/>
-              <w:jc w:val="left"/>
-            </w:pPr>
-            <w:r>
-              <w:rPr>
-                <w:rFonts w:ascii="Arial" w:hAnsi="Arial"/>
-                <w:b w:val="0"/>
-                <w:color w:val="262626"/>
-                <w:sz w:val="18"/>
-              </w:rPr>
-              <w:t>Rencana lanjutan — menyusul pengesahan TRA/JSA, penugasan vendor resmi, dan penyediaan infrastruktur oleh RU IV</w:t>
-            </w:r>
-          </w:p>
-        </w:tc>
-        <w:tc>
-          <w:tcPr>
-            <w:tcW w:type="dxa" w:w="1800"/>
-            <w:vAlign w:val="center"/>
-            <w:tcMar>
-              <w:top w:w="70" w:type="dxa"/>
-              <w:start w:w="90" w:type="dxa"/>
-              <w:bottom w:w="70" w:type="dxa"/>
-              <w:end w:w="90" w:type="dxa"/>
-            </w:tcMar>
-          </w:tcPr>
-          <w:p>
-            <w:pPr>
-              <w:spacing w:after="0" w:before="0" w:line="252" w:lineRule="auto"/>
-              <w:jc w:val="left"/>
-            </w:pPr>
-            <w:r>
-              <w:rPr>
-                <w:rFonts w:ascii="Arial" w:hAnsi="Arial"/>
-                <w:b w:val="0"/>
-                <w:color w:val="262626"/>
-                <w:sz w:val="18"/>
-              </w:rPr>
-              <w:t>→ menuju 95%*</w:t>
+              <w:t>100%</w:t>
             </w:r>
           </w:p>
         </w:tc>
@@ -1226,7 +1143,7 @@
           <w:color w:val="808080"/>
           <w:sz w:val="17"/>
         </w:rPr>
-        <w:t>* Ambang yang disebutkan Pertamina (18 September 2026): meeting lanjutan bersama RU IV baru akan diagendakan setelah progres keseluruhan melewati 95%.</w:t>
+        <w:t>* Ambang yang disebutkan Pertamina pada percakapan 18 September 2026 (&gt;95% agar meeting lanjutan bersama RU IV dapat diagendakan) sudah terlampaui dari sisi kesiapan LGU &amp; ITB. Ini tidak mencakup kesiapan Pertamina RU IV dan Vendor Instalasi, yang saat dokumen ini disusun masih 0% (lihat Bagian 1 dan 3) — perizinan dan penugasan resmi tetap berada di luar kendali LGU.</w:t>
       </w:r>
     </w:p>
     <w:p>

--- a/Deliverables/Kurva_S_Persiapan_Instalasi_RU-IV_Cilacap.docx
+++ b/Deliverables/Kurva_S_Persiapan_Instalasi_RU-IV_Cilacap.docx
@@ -792,7 +792,7 @@
           <w:color w:val="262626"/>
           <w:sz w:val="19"/>
         </w:rPr>
-        <w:t>Kurva ini melacak progres LGU &amp; ITB secara khusus — sesuai pertanyaan yang diajukan Pertamina ('dari sisi LGU persiapannya sudah berapa persen?'), bukan angka gabungan tiga pihak. Baru ada dua titik data yang bisa dipertanggungjawabkan secara tertulis: saat checklist kerja bersama pertama kali disusun (10 September 2026) dan hari ini (18 September 2026).</w:t>
+        <w:t>Kurva ini melacak progres LGU &amp; ITB secara khusus — sesuai pertanyaan yang diajukan Pertamina ('dari sisi LGU persiapannya sudah berapa persen?'), bukan angka gabungan tiga pihak. Titik awal diambil dari kunjungan/survey lapangan terakhir ke RU IV Cilacap (9–10 Agustus 2026) — belum ada kunjungan lain setelahnya — dibandingkan dengan snapshot kesiapan hari ini (18 September 2026).</w:t>
       </w:r>
     </w:p>
     <w:p>
@@ -802,7 +802,7 @@
       <w:r>
         <w:drawing>
           <wp:inline xmlns:a="http://schemas.openxmlformats.org/drawingml/2006/main" xmlns:pic="http://schemas.openxmlformats.org/drawingml/2006/picture">
-            <wp:extent cx="6126480" cy="2932889"/>
+            <wp:extent cx="6126480" cy="2961569"/>
             <wp:docPr id="1" name="Picture 1"/>
             <wp:cNvGraphicFramePr>
               <a:graphicFrameLocks noChangeAspect="1"/>
@@ -823,7 +823,7 @@
                   <pic:spPr>
                     <a:xfrm>
                       <a:off x="0" y="0"/>
-                      <a:ext cx="6126480" cy="2932889"/>
+                      <a:ext cx="6126480" cy="2961569"/>
                     </a:xfrm>
                     <a:prstGeom prst="rect"/>
                   </pic:spPr>
@@ -982,7 +982,7 @@
                 <w:color w:val="262626"/>
                 <w:sz w:val="18"/>
               </w:rPr>
-              <w:t>10 September 2026</w:t>
+              <w:t>9–10 Agustus 2026</w:t>
             </w:r>
           </w:p>
         </w:tc>
@@ -1009,7 +1009,7 @@
                 <w:color w:val="262626"/>
                 <w:sz w:val="18"/>
               </w:rPr>
-              <w:t>Checklist kerja bersama tiga pihak pertama kali disusun</w:t>
+              <w:t>Survey lokasi RU IV Cilacap (kunjungan lapangan terakhir)</w:t>
             </w:r>
           </w:p>
         </w:tc>

--- a/Deliverables/Kurva_S_Persiapan_Instalasi_RU-IV_Cilacap.docx
+++ b/Deliverables/Kurva_S_Persiapan_Instalasi_RU-IV_Cilacap.docx
@@ -802,7 +802,7 @@
       <w:r>
         <w:drawing>
           <wp:inline xmlns:a="http://schemas.openxmlformats.org/drawingml/2006/main" xmlns:pic="http://schemas.openxmlformats.org/drawingml/2006/picture">
-            <wp:extent cx="6126480" cy="2961569"/>
+            <wp:extent cx="6126480" cy="2948818"/>
             <wp:docPr id="1" name="Picture 1"/>
             <wp:cNvGraphicFramePr>
               <a:graphicFrameLocks noChangeAspect="1"/>
@@ -823,7 +823,7 @@
                   <pic:spPr>
                     <a:xfrm>
                       <a:off x="0" y="0"/>
-                      <a:ext cx="6126480" cy="2961569"/>
+                      <a:ext cx="6126480" cy="2948818"/>
                     </a:xfrm>
                     <a:prstGeom prst="rect"/>
                   </pic:spPr>
@@ -2406,7 +2406,7 @@
                 <w:color w:val="262626"/>
                 <w:sz w:val="16"/>
               </w:rPr>
-              <w:t>Basis desain mounting bracket (L-bracket + U-bolt 2″/DN50), non-invasive — tanpa bor/las</w:t>
+              <w:t>Basis desain mounting (pelat mounting U-bolt 2″/DN50), non-invasive — tanpa bor/las</w:t>
             </w:r>
           </w:p>
         </w:tc>
